--- a/tests/formats/output/studio-live-service-rpg-economy/brief.docx
+++ b/tests/formats/output/studio-live-service-rpg-economy/brief.docx
@@ -168,6 +168,10 @@
           <w:tcPr>
             <w:tcW w:type="dxa" w:w="2700"/>
             <w:shd w:fill="E8EEF5"/>
+            <w:tcMar>
+              <w:left w:w="120" w:type="dxa"/>
+              <w:right w:w="120" w:type="dxa"/>
+            </w:tcMar>
           </w:tcPr>
           <w:p>
             <w:r/>
@@ -186,6 +190,10 @@
           <w:tcPr>
             <w:tcW w:type="dxa" w:w="6660"/>
             <w:shd w:fill="E8EEF5"/>
+            <w:tcMar>
+              <w:left w:w="120" w:type="dxa"/>
+              <w:right w:w="120" w:type="dxa"/>
+            </w:tcMar>
           </w:tcPr>
           <w:p>
             <w:r/>
@@ -205,6 +213,10 @@
         <w:tc>
           <w:tcPr>
             <w:tcW w:type="dxa" w:w="2700"/>
+            <w:tcMar>
+              <w:left w:w="120" w:type="dxa"/>
+              <w:right w:w="120" w:type="dxa"/>
+            </w:tcMar>
           </w:tcPr>
           <w:p>
             <w:r/>
@@ -222,6 +234,10 @@
         <w:tc>
           <w:tcPr>
             <w:tcW w:type="dxa" w:w="6660"/>
+            <w:tcMar>
+              <w:left w:w="120" w:type="dxa"/>
+              <w:right w:w="120" w:type="dxa"/>
+            </w:tcMar>
           </w:tcPr>
           <w:p>
             <w:r/>
@@ -241,6 +257,10 @@
         <w:tc>
           <w:tcPr>
             <w:tcW w:type="dxa" w:w="2700"/>
+            <w:tcMar>
+              <w:left w:w="120" w:type="dxa"/>
+              <w:right w:w="120" w:type="dxa"/>
+            </w:tcMar>
           </w:tcPr>
           <w:p>
             <w:r/>
@@ -258,6 +278,10 @@
         <w:tc>
           <w:tcPr>
             <w:tcW w:type="dxa" w:w="6660"/>
+            <w:tcMar>
+              <w:left w:w="120" w:type="dxa"/>
+              <w:right w:w="120" w:type="dxa"/>
+            </w:tcMar>
           </w:tcPr>
           <w:p>
             <w:r/>
@@ -277,6 +301,10 @@
         <w:tc>
           <w:tcPr>
             <w:tcW w:type="dxa" w:w="2700"/>
+            <w:tcMar>
+              <w:left w:w="120" w:type="dxa"/>
+              <w:right w:w="120" w:type="dxa"/>
+            </w:tcMar>
           </w:tcPr>
           <w:p>
             <w:r/>
@@ -294,6 +322,10 @@
         <w:tc>
           <w:tcPr>
             <w:tcW w:type="dxa" w:w="6660"/>
+            <w:tcMar>
+              <w:left w:w="120" w:type="dxa"/>
+              <w:right w:w="120" w:type="dxa"/>
+            </w:tcMar>
           </w:tcPr>
           <w:p>
             <w:r/>
@@ -313,6 +345,10 @@
         <w:tc>
           <w:tcPr>
             <w:tcW w:type="dxa" w:w="2700"/>
+            <w:tcMar>
+              <w:left w:w="120" w:type="dxa"/>
+              <w:right w:w="120" w:type="dxa"/>
+            </w:tcMar>
           </w:tcPr>
           <w:p>
             <w:r/>
@@ -330,6 +366,10 @@
         <w:tc>
           <w:tcPr>
             <w:tcW w:type="dxa" w:w="6660"/>
+            <w:tcMar>
+              <w:left w:w="120" w:type="dxa"/>
+              <w:right w:w="120" w:type="dxa"/>
+            </w:tcMar>
           </w:tcPr>
           <w:p>
             <w:r/>
@@ -403,6 +443,10 @@
           <w:tcPr>
             <w:tcW w:type="dxa" w:w="2700"/>
             <w:shd w:fill="E8EEF5"/>
+            <w:tcMar>
+              <w:left w:w="120" w:type="dxa"/>
+              <w:right w:w="120" w:type="dxa"/>
+            </w:tcMar>
           </w:tcPr>
           <w:p>
             <w:r/>
@@ -421,6 +465,10 @@
           <w:tcPr>
             <w:tcW w:type="dxa" w:w="6660"/>
             <w:shd w:fill="E8EEF5"/>
+            <w:tcMar>
+              <w:left w:w="120" w:type="dxa"/>
+              <w:right w:w="120" w:type="dxa"/>
+            </w:tcMar>
           </w:tcPr>
           <w:p>
             <w:r/>
@@ -440,6 +488,10 @@
         <w:tc>
           <w:tcPr>
             <w:tcW w:type="dxa" w:w="2700"/>
+            <w:tcMar>
+              <w:left w:w="120" w:type="dxa"/>
+              <w:right w:w="120" w:type="dxa"/>
+            </w:tcMar>
           </w:tcPr>
           <w:p>
             <w:r/>
@@ -457,6 +509,10 @@
         <w:tc>
           <w:tcPr>
             <w:tcW w:type="dxa" w:w="6660"/>
+            <w:tcMar>
+              <w:left w:w="120" w:type="dxa"/>
+              <w:right w:w="120" w:type="dxa"/>
+            </w:tcMar>
           </w:tcPr>
           <w:p>
             <w:r/>
@@ -476,6 +532,10 @@
         <w:tc>
           <w:tcPr>
             <w:tcW w:type="dxa" w:w="2700"/>
+            <w:tcMar>
+              <w:left w:w="120" w:type="dxa"/>
+              <w:right w:w="120" w:type="dxa"/>
+            </w:tcMar>
           </w:tcPr>
           <w:p>
             <w:r/>
@@ -493,6 +553,10 @@
         <w:tc>
           <w:tcPr>
             <w:tcW w:type="dxa" w:w="6660"/>
+            <w:tcMar>
+              <w:left w:w="120" w:type="dxa"/>
+              <w:right w:w="120" w:type="dxa"/>
+            </w:tcMar>
           </w:tcPr>
           <w:p>
             <w:r/>
@@ -512,6 +576,10 @@
         <w:tc>
           <w:tcPr>
             <w:tcW w:type="dxa" w:w="2700"/>
+            <w:tcMar>
+              <w:left w:w="120" w:type="dxa"/>
+              <w:right w:w="120" w:type="dxa"/>
+            </w:tcMar>
           </w:tcPr>
           <w:p>
             <w:r/>
@@ -529,6 +597,10 @@
         <w:tc>
           <w:tcPr>
             <w:tcW w:type="dxa" w:w="6660"/>
+            <w:tcMar>
+              <w:left w:w="120" w:type="dxa"/>
+              <w:right w:w="120" w:type="dxa"/>
+            </w:tcMar>
           </w:tcPr>
           <w:p>
             <w:r/>
@@ -548,6 +620,10 @@
         <w:tc>
           <w:tcPr>
             <w:tcW w:type="dxa" w:w="2700"/>
+            <w:tcMar>
+              <w:left w:w="120" w:type="dxa"/>
+              <w:right w:w="120" w:type="dxa"/>
+            </w:tcMar>
           </w:tcPr>
           <w:p>
             <w:r/>
@@ -565,6 +641,10 @@
         <w:tc>
           <w:tcPr>
             <w:tcW w:type="dxa" w:w="6660"/>
+            <w:tcMar>
+              <w:left w:w="120" w:type="dxa"/>
+              <w:right w:w="120" w:type="dxa"/>
+            </w:tcMar>
           </w:tcPr>
           <w:p>
             <w:r/>
@@ -584,6 +664,10 @@
         <w:tc>
           <w:tcPr>
             <w:tcW w:type="dxa" w:w="2700"/>
+            <w:tcMar>
+              <w:left w:w="120" w:type="dxa"/>
+              <w:right w:w="120" w:type="dxa"/>
+            </w:tcMar>
           </w:tcPr>
           <w:p>
             <w:r/>
@@ -601,6 +685,10 @@
         <w:tc>
           <w:tcPr>
             <w:tcW w:type="dxa" w:w="6660"/>
+            <w:tcMar>
+              <w:left w:w="120" w:type="dxa"/>
+              <w:right w:w="120" w:type="dxa"/>
+            </w:tcMar>
           </w:tcPr>
           <w:p>
             <w:r/>

--- a/tests/formats/output/studio-live-service-rpg-economy/brief.docx
+++ b/tests/formats/output/studio-live-service-rpg-economy/brief.docx
@@ -66,7 +66,19 @@
           <w:color w:val="0F172A"/>
           <w:sz w:val="22"/>
         </w:rPr>
-        <w:t>일일 미션에서 소프트 재화를 공급하고 업그레이드에서 소비한다. 목표 보유량은 5,000이다.</w:t>
+        <w:t>일일 미션에서 소프트 재화를 공급하고 업그레이드에서 소비한다.</w:t>
+      </w:r>
+      <w:r>
+        <w:br/>
+      </w:r>
+      <w:r>
+        <w:rPr>
+          <w:rFonts w:ascii="D2Coding" w:hAnsi="D2Coding" w:eastAsia="D2Coding" w:hint="eastAsia"/>
+          <w:b w:val="0"/>
+          <w:color w:val="0F172A"/>
+          <w:sz w:val="22"/>
+        </w:rPr>
+        <w:t>목표 보유량은 5,000이다.</w:t>
       </w:r>
     </w:p>
     <w:p>
